--- a/templates/請款單_範本.docx
+++ b/templates/請款單_範本.docx
@@ -154,7 +154,7 @@
     </w:p>
     <w:tbl>
       <w:tblPr>
-        <w:tblW w:w="10065" w:type="dxa"/>
+        <w:tblW w:w="9740" w:type="dxa"/>
         <w:jc w:val="center"/>
         <w:tblBorders>
           <w:top w:val="single" w:sz="4" w:space="0" w:color="auto"/>
@@ -170,14 +170,14 @@
         <w:tblLook w:val="0000" w:firstRow="0" w:lastRow="0" w:firstColumn="0" w:lastColumn="0" w:noHBand="0" w:noVBand="0"/>
       </w:tblPr>
       <w:tblGrid>
-        <w:gridCol w:w="851"/>
-        <w:gridCol w:w="382"/>
-        <w:gridCol w:w="780"/>
-        <w:gridCol w:w="2013"/>
-        <w:gridCol w:w="2013"/>
-        <w:gridCol w:w="864"/>
-        <w:gridCol w:w="1304"/>
-        <w:gridCol w:w="1858"/>
+        <w:gridCol w:w="824"/>
+        <w:gridCol w:w="370"/>
+        <w:gridCol w:w="755"/>
+        <w:gridCol w:w="1948"/>
+        <w:gridCol w:w="1948"/>
+        <w:gridCol w:w="836"/>
+        <w:gridCol w:w="1262"/>
+        <w:gridCol w:w="1798"/>
       </w:tblGrid>
       <w:tr>
         <w:trPr>
@@ -186,7 +186,7 @@
         </w:trPr>
         <w:tc>
           <w:tcPr>
-            <w:tcW w:w="1233" w:type="dxa"/>
+            <w:tcW w:w="1154" w:type="dxa"/>
             <w:gridSpan w:val="2"/>
             <w:tcBorders>
               <w:top w:val="double" w:sz="4" w:space="0" w:color="auto"/>
@@ -220,7 +220,7 @@
         </w:tc>
         <w:tc>
           <w:tcPr>
-            <w:tcW w:w="5670" w:type="dxa"/>
+            <w:tcW w:w="4973" w:type="dxa"/>
             <w:gridSpan w:val="4"/>
             <w:tcBorders>
               <w:top w:val="double" w:sz="4" w:space="0" w:color="auto"/>
@@ -245,7 +245,7 @@
         </w:tc>
         <w:tc>
           <w:tcPr>
-            <w:tcW w:w="1304" w:type="dxa"/>
+            <w:tcW w:w="1262" w:type="dxa"/>
             <w:tcBorders>
               <w:top w:val="double" w:sz="4" w:space="0" w:color="auto"/>
               <w:left w:val="single" w:sz="4" w:space="0" w:color="auto"/>
@@ -293,7 +293,7 @@
         </w:tc>
         <w:tc>
           <w:tcPr>
-            <w:tcW w:w="1858" w:type="dxa"/>
+            <w:tcW w:w="1798" w:type="dxa"/>
             <w:tcBorders>
               <w:top w:val="double" w:sz="4" w:space="0" w:color="auto"/>
               <w:left w:val="single" w:sz="4" w:space="0" w:color="auto"/>
@@ -323,7 +323,7 @@
         </w:trPr>
         <w:tc>
           <w:tcPr>
-            <w:tcW w:w="1233" w:type="dxa"/>
+            <w:tcW w:w="1154" w:type="dxa"/>
             <w:gridSpan w:val="2"/>
             <w:tcBorders>
               <w:top w:val="double" w:sz="4" w:space="0" w:color="auto"/>
@@ -355,7 +355,7 @@
         </w:tc>
         <w:tc>
           <w:tcPr>
-            <w:tcW w:w="5670" w:type="dxa"/>
+            <w:tcW w:w="4973" w:type="dxa"/>
             <w:gridSpan w:val="4"/>
             <w:tcBorders>
               <w:top w:val="double" w:sz="4" w:space="0" w:color="auto"/>
@@ -450,7 +450,7 @@
         </w:tc>
         <w:tc>
           <w:tcPr>
-            <w:tcW w:w="1304" w:type="dxa"/>
+            <w:tcW w:w="1262" w:type="dxa"/>
             <w:tcBorders>
               <w:top w:val="double" w:sz="4" w:space="0" w:color="auto"/>
               <w:left w:val="single" w:sz="4" w:space="0" w:color="auto"/>
@@ -502,7 +502,7 @@
         </w:tc>
         <w:tc>
           <w:tcPr>
-            <w:tcW w:w="1858" w:type="dxa"/>
+            <w:tcW w:w="1798" w:type="dxa"/>
             <w:tcBorders>
               <w:top w:val="double" w:sz="4" w:space="0" w:color="auto"/>
               <w:left w:val="single" w:sz="4" w:space="0" w:color="auto"/>
@@ -589,7 +589,7 @@
         </w:trPr>
         <w:tc>
           <w:tcPr>
-            <w:tcW w:w="1233" w:type="dxa"/>
+            <w:tcW w:w="1154" w:type="dxa"/>
             <w:gridSpan w:val="2"/>
             <w:tcBorders>
               <w:top w:val="double" w:sz="4" w:space="0" w:color="auto"/>
@@ -622,7 +622,7 @@
         </w:tc>
         <w:tc>
           <w:tcPr>
-            <w:tcW w:w="5670" w:type="dxa"/>
+            <w:tcW w:w="4973" w:type="dxa"/>
             <w:gridSpan w:val="4"/>
             <w:tcBorders>
               <w:top w:val="double" w:sz="4" w:space="0" w:color="auto"/>
@@ -729,7 +729,7 @@
         </w:tc>
         <w:tc>
           <w:tcPr>
-            <w:tcW w:w="1304" w:type="dxa"/>
+            <w:tcW w:w="1262" w:type="dxa"/>
             <w:tcBorders>
               <w:top w:val="double" w:sz="4" w:space="0" w:color="auto"/>
               <w:left w:val="single" w:sz="4" w:space="0" w:color="auto"/>
@@ -761,7 +761,7 @@
         </w:tc>
         <w:tc>
           <w:tcPr>
-            <w:tcW w:w="1858" w:type="dxa"/>
+            <w:tcW w:w="1798" w:type="dxa"/>
             <w:tcBorders>
               <w:top w:val="double" w:sz="4" w:space="0" w:color="auto"/>
               <w:left w:val="single" w:sz="4" w:space="0" w:color="auto"/>
@@ -791,7 +791,7 @@
         </w:trPr>
         <w:tc>
           <w:tcPr>
-            <w:tcW w:w="851" w:type="dxa"/>
+            <w:tcW w:w="824" w:type="dxa"/>
             <w:tcBorders>
               <w:top w:val="double" w:sz="4" w:space="0" w:color="auto"/>
               <w:left w:val="double" w:sz="4" w:space="0" w:color="auto"/>
@@ -824,7 +824,7 @@
         </w:tc>
         <w:tc>
           <w:tcPr>
-            <w:tcW w:w="7356" w:type="dxa"/>
+            <w:tcW w:w="6041" w:type="dxa"/>
             <w:gridSpan w:val="6"/>
             <w:tcBorders>
               <w:top w:val="double" w:sz="4" w:space="0" w:color="auto"/>
@@ -874,7 +874,7 @@
         </w:tc>
         <w:tc>
           <w:tcPr>
-            <w:tcW w:w="1858" w:type="dxa"/>
+            <w:tcW w:w="1798" w:type="dxa"/>
             <w:tcBorders>
               <w:top w:val="double" w:sz="4" w:space="0" w:color="auto"/>
               <w:left w:val="single" w:sz="4" w:space="0" w:color="auto"/>
@@ -924,12 +924,12 @@
       </w:tr>
       <w:tr>
         <w:trPr>
-          <w:trHeight w:val="506"/>
+          <w:trHeight w:val="425" w:hRule="atLeast"/>
           <w:jc w:val="center"/>
         </w:trPr>
         <w:tc>
           <w:tcPr>
-            <w:tcW w:w="851" w:type="dxa"/>
+            <w:tcW w:w="824" w:type="dxa"/>
             <w:tcBorders>
               <w:top w:val="single" w:sz="4" w:space="0" w:color="auto"/>
               <w:left w:val="double" w:sz="4" w:space="0" w:color="auto"/>
@@ -941,7 +941,7 @@
           <w:p>
             <w:pPr>
               <w:snapToGrid w:val="0"/>
-              <w:spacing w:before="0" w:after="0" w:line="740" w:lineRule="exact"/>
+              <w:spacing w:before="0" w:after="0" w:line="400" w:lineRule="exact"/>
               <w:jc w:val="center"/>
               <w:rPr>
                 <w:rFonts w:ascii="標楷體" w:eastAsia="標楷體" w:hAnsi="標楷體"/>
@@ -961,7 +961,7 @@
         </w:tc>
         <w:tc>
           <w:tcPr>
-            <w:tcW w:w="7356" w:type="dxa"/>
+            <w:tcW w:w="6041" w:type="dxa"/>
             <w:gridSpan w:val="6"/>
             <w:tcBorders>
               <w:top w:val="single" w:sz="4" w:space="0" w:color="auto"/>
@@ -974,7 +974,7 @@
           <w:p>
             <w:pPr>
               <w:snapToGrid w:val="0"/>
-              <w:spacing w:before="0" w:after="0" w:line="740" w:lineRule="exact"/>
+              <w:spacing w:before="0" w:after="0" w:line="400" w:lineRule="exact"/>
               <w:ind w:rightChars="50" w:right="100"/>
               <w:rPr>
                 <w:rFonts w:ascii="標楷體" w:eastAsia="標楷體" w:hAnsi="標楷體"/>
@@ -986,7 +986,7 @@
         </w:tc>
         <w:tc>
           <w:tcPr>
-            <w:tcW w:w="1858" w:type="dxa"/>
+            <w:tcW w:w="1798" w:type="dxa"/>
             <w:tcBorders>
               <w:top w:val="single" w:sz="4" w:space="0" w:color="auto"/>
               <w:left w:val="single" w:sz="4" w:space="0" w:color="auto"/>
@@ -998,7 +998,7 @@
           <w:p>
             <w:pPr>
               <w:snapToGrid w:val="0"/>
-              <w:spacing w:before="0" w:after="0" w:line="740" w:lineRule="exact"/>
+              <w:spacing w:before="0" w:after="0" w:line="400" w:lineRule="exact"/>
               <w:ind w:leftChars="50" w:left="100" w:rightChars="50" w:right="100"/>
               <w:jc w:val="right"/>
               <w:rPr>
@@ -1012,12 +1012,12 @@
       </w:tr>
       <w:tr>
         <w:trPr>
-          <w:trHeight w:val="506"/>
+          <w:trHeight w:val="425" w:hRule="atLeast"/>
           <w:jc w:val="center"/>
         </w:trPr>
         <w:tc>
           <w:tcPr>
-            <w:tcW w:w="851" w:type="dxa"/>
+            <w:tcW w:w="824" w:type="dxa"/>
             <w:tcBorders>
               <w:top w:val="single" w:sz="4" w:space="0" w:color="auto"/>
               <w:left w:val="double" w:sz="4" w:space="0" w:color="auto"/>
@@ -1029,7 +1029,7 @@
           <w:p>
             <w:pPr>
               <w:snapToGrid w:val="0"/>
-              <w:spacing w:before="0" w:after="0" w:line="740" w:lineRule="exact"/>
+              <w:spacing w:before="0" w:after="0" w:line="400" w:lineRule="exact"/>
               <w:jc w:val="center"/>
               <w:rPr>
                 <w:rFonts w:ascii="標楷體" w:eastAsia="標楷體" w:hAnsi="標楷體"/>
@@ -1049,7 +1049,7 @@
         </w:tc>
         <w:tc>
           <w:tcPr>
-            <w:tcW w:w="7356" w:type="dxa"/>
+            <w:tcW w:w="6041" w:type="dxa"/>
             <w:gridSpan w:val="6"/>
             <w:tcBorders>
               <w:top w:val="single" w:sz="4" w:space="0" w:color="auto"/>
@@ -1062,7 +1062,7 @@
           <w:p>
             <w:pPr>
               <w:snapToGrid w:val="0"/>
-              <w:spacing w:before="0" w:after="0" w:line="740" w:lineRule="exact"/>
+              <w:spacing w:before="0" w:after="0" w:line="400" w:lineRule="exact"/>
               <w:ind w:rightChars="50" w:right="100"/>
               <w:rPr>
                 <w:rFonts w:ascii="標楷體" w:eastAsia="標楷體" w:hAnsi="標楷體"/>
@@ -1074,7 +1074,7 @@
         </w:tc>
         <w:tc>
           <w:tcPr>
-            <w:tcW w:w="1858" w:type="dxa"/>
+            <w:tcW w:w="1798" w:type="dxa"/>
             <w:tcBorders>
               <w:top w:val="single" w:sz="4" w:space="0" w:color="auto"/>
               <w:left w:val="single" w:sz="4" w:space="0" w:color="auto"/>
@@ -1086,7 +1086,7 @@
           <w:p>
             <w:pPr>
               <w:snapToGrid w:val="0"/>
-              <w:spacing w:before="0" w:after="0" w:line="740" w:lineRule="exact"/>
+              <w:spacing w:before="0" w:after="0" w:line="400" w:lineRule="exact"/>
               <w:ind w:leftChars="50" w:left="100" w:rightChars="50" w:right="100"/>
               <w:jc w:val="right"/>
               <w:rPr>
@@ -1100,12 +1100,12 @@
       </w:tr>
       <w:tr>
         <w:trPr>
-          <w:trHeight w:val="506"/>
+          <w:trHeight w:val="425" w:hRule="atLeast"/>
           <w:jc w:val="center"/>
         </w:trPr>
         <w:tc>
           <w:tcPr>
-            <w:tcW w:w="851" w:type="dxa"/>
+            <w:tcW w:w="824" w:type="dxa"/>
             <w:tcBorders>
               <w:top w:val="single" w:sz="4" w:space="0" w:color="auto"/>
               <w:left w:val="double" w:sz="4" w:space="0" w:color="auto"/>
@@ -1117,7 +1117,7 @@
           <w:p>
             <w:pPr>
               <w:snapToGrid w:val="0"/>
-              <w:spacing w:before="0" w:after="0" w:line="740" w:lineRule="exact"/>
+              <w:spacing w:before="0" w:after="0" w:line="400" w:lineRule="exact"/>
               <w:jc w:val="center"/>
               <w:rPr>
                 <w:rFonts w:ascii="標楷體" w:eastAsia="標楷體" w:hAnsi="標楷體"/>
@@ -1137,7 +1137,7 @@
         </w:tc>
         <w:tc>
           <w:tcPr>
-            <w:tcW w:w="7356" w:type="dxa"/>
+            <w:tcW w:w="6041" w:type="dxa"/>
             <w:gridSpan w:val="6"/>
             <w:tcBorders>
               <w:top w:val="single" w:sz="4" w:space="0" w:color="auto"/>
@@ -1150,7 +1150,7 @@
           <w:p>
             <w:pPr>
               <w:snapToGrid w:val="0"/>
-              <w:spacing w:before="0" w:after="0" w:line="740" w:lineRule="exact"/>
+              <w:spacing w:before="0" w:after="0" w:line="400" w:lineRule="exact"/>
               <w:ind w:leftChars="50" w:left="100" w:rightChars="50" w:right="100"/>
               <w:rPr>
                 <w:rFonts w:ascii="標楷體" w:eastAsia="標楷體" w:hAnsi="標楷體"/>
@@ -1162,7 +1162,7 @@
         </w:tc>
         <w:tc>
           <w:tcPr>
-            <w:tcW w:w="1858" w:type="dxa"/>
+            <w:tcW w:w="1798" w:type="dxa"/>
             <w:tcBorders>
               <w:top w:val="single" w:sz="4" w:space="0" w:color="auto"/>
               <w:left w:val="single" w:sz="4" w:space="0" w:color="auto"/>
@@ -1174,7 +1174,7 @@
           <w:p>
             <w:pPr>
               <w:snapToGrid w:val="0"/>
-              <w:spacing w:before="0" w:after="0" w:line="740" w:lineRule="exact"/>
+              <w:spacing w:before="0" w:after="0" w:line="400" w:lineRule="exact"/>
               <w:ind w:leftChars="50" w:left="100" w:rightChars="50" w:right="100"/>
               <w:jc w:val="right"/>
               <w:rPr>
@@ -1188,12 +1188,12 @@
       </w:tr>
       <w:tr>
         <w:trPr>
-          <w:trHeight w:val="506"/>
+          <w:trHeight w:val="425" w:hRule="atLeast"/>
           <w:jc w:val="center"/>
         </w:trPr>
         <w:tc>
           <w:tcPr>
-            <w:tcW w:w="851" w:type="dxa"/>
+            <w:tcW w:w="824" w:type="dxa"/>
             <w:tcBorders>
               <w:top w:val="single" w:sz="4" w:space="0" w:color="auto"/>
               <w:left w:val="double" w:sz="4" w:space="0" w:color="auto"/>
@@ -1205,7 +1205,7 @@
           <w:p>
             <w:pPr>
               <w:snapToGrid w:val="0"/>
-              <w:spacing w:before="0" w:after="0" w:line="740" w:lineRule="exact"/>
+              <w:spacing w:before="0" w:after="0" w:line="400" w:lineRule="exact"/>
               <w:jc w:val="center"/>
               <w:rPr>
                 <w:rFonts w:ascii="標楷體" w:eastAsia="標楷體" w:hAnsi="標楷體"/>
@@ -1225,7 +1225,7 @@
         </w:tc>
         <w:tc>
           <w:tcPr>
-            <w:tcW w:w="7356" w:type="dxa"/>
+            <w:tcW w:w="6041" w:type="dxa"/>
             <w:gridSpan w:val="6"/>
             <w:tcBorders>
               <w:top w:val="single" w:sz="4" w:space="0" w:color="auto"/>
@@ -1238,7 +1238,7 @@
           <w:p>
             <w:pPr>
               <w:snapToGrid w:val="0"/>
-              <w:spacing w:before="0" w:after="0" w:line="740" w:lineRule="exact"/>
+              <w:spacing w:before="0" w:after="0" w:line="400" w:lineRule="exact"/>
               <w:ind w:leftChars="50" w:left="100" w:rightChars="50" w:right="100"/>
               <w:rPr>
                 <w:rFonts w:ascii="標楷體" w:eastAsia="標楷體" w:hAnsi="標楷體"/>
@@ -1250,7 +1250,7 @@
         </w:tc>
         <w:tc>
           <w:tcPr>
-            <w:tcW w:w="1858" w:type="dxa"/>
+            <w:tcW w:w="1798" w:type="dxa"/>
             <w:tcBorders>
               <w:top w:val="single" w:sz="4" w:space="0" w:color="auto"/>
               <w:left w:val="single" w:sz="4" w:space="0" w:color="auto"/>
@@ -1262,7 +1262,7 @@
           <w:p>
             <w:pPr>
               <w:snapToGrid w:val="0"/>
-              <w:spacing w:before="0" w:after="0" w:line="740" w:lineRule="exact"/>
+              <w:spacing w:before="0" w:after="0" w:line="400" w:lineRule="exact"/>
               <w:ind w:leftChars="50" w:left="100" w:rightChars="50" w:right="100"/>
               <w:jc w:val="right"/>
               <w:rPr>
@@ -1276,12 +1276,12 @@
       </w:tr>
       <w:tr>
         <w:trPr>
-          <w:trHeight w:val="506"/>
+          <w:trHeight w:val="425" w:hRule="atLeast"/>
           <w:jc w:val="center"/>
         </w:trPr>
         <w:tc>
           <w:tcPr>
-            <w:tcW w:w="851" w:type="dxa"/>
+            <w:tcW w:w="824" w:type="dxa"/>
             <w:tcBorders>
               <w:top w:val="single" w:sz="4" w:space="0" w:color="auto"/>
               <w:left w:val="double" w:sz="4" w:space="0" w:color="auto"/>
@@ -1293,7 +1293,7 @@
           <w:p>
             <w:pPr>
               <w:snapToGrid w:val="0"/>
-              <w:spacing w:before="0" w:after="0" w:line="740" w:lineRule="exact"/>
+              <w:spacing w:before="0" w:after="0" w:line="400" w:lineRule="exact"/>
               <w:jc w:val="center"/>
               <w:rPr>
                 <w:rFonts w:ascii="標楷體" w:eastAsia="標楷體" w:hAnsi="標楷體"/>
@@ -1313,7 +1313,7 @@
         </w:tc>
         <w:tc>
           <w:tcPr>
-            <w:tcW w:w="7356" w:type="dxa"/>
+            <w:tcW w:w="6041" w:type="dxa"/>
             <w:gridSpan w:val="6"/>
             <w:tcBorders>
               <w:top w:val="single" w:sz="4" w:space="0" w:color="auto"/>
@@ -1326,7 +1326,7 @@
           <w:p>
             <w:pPr>
               <w:snapToGrid w:val="0"/>
-              <w:spacing w:before="0" w:after="0" w:line="740" w:lineRule="exact"/>
+              <w:spacing w:before="0" w:after="0" w:line="400" w:lineRule="exact"/>
               <w:ind w:leftChars="50" w:left="100" w:rightChars="50" w:right="100"/>
               <w:rPr>
                 <w:rFonts w:ascii="標楷體" w:eastAsia="標楷體" w:hAnsi="標楷體"/>
@@ -1338,7 +1338,7 @@
         </w:tc>
         <w:tc>
           <w:tcPr>
-            <w:tcW w:w="1858" w:type="dxa"/>
+            <w:tcW w:w="1798" w:type="dxa"/>
             <w:tcBorders>
               <w:top w:val="single" w:sz="4" w:space="0" w:color="auto"/>
               <w:left w:val="single" w:sz="4" w:space="0" w:color="auto"/>
@@ -1350,7 +1350,7 @@
           <w:p>
             <w:pPr>
               <w:snapToGrid w:val="0"/>
-              <w:spacing w:before="0" w:after="0" w:line="740" w:lineRule="exact"/>
+              <w:spacing w:before="0" w:after="0" w:line="400" w:lineRule="exact"/>
               <w:ind w:leftChars="50" w:left="100" w:rightChars="50" w:right="100"/>
               <w:jc w:val="right"/>
               <w:rPr>
@@ -1364,12 +1364,12 @@
       </w:tr>
       <w:tr>
         <w:trPr>
-          <w:trHeight w:val="908"/>
+          <w:trHeight w:val="425" w:hRule="atLeast"/>
           <w:jc w:val="center"/>
         </w:trPr>
         <w:tc>
           <w:tcPr>
-            <w:tcW w:w="851" w:type="dxa"/>
+            <w:tcW w:w="824" w:type="dxa"/>
             <w:tcBorders>
               <w:top w:val="single" w:sz="4" w:space="0" w:color="auto"/>
               <w:left w:val="double" w:sz="4" w:space="0" w:color="auto"/>
@@ -1381,7 +1381,7 @@
           <w:p>
             <w:pPr>
               <w:snapToGrid w:val="0"/>
-              <w:spacing w:before="0" w:after="0" w:line="740" w:lineRule="exact"/>
+              <w:spacing w:before="0" w:after="0" w:line="400" w:lineRule="exact"/>
               <w:jc w:val="center"/>
               <w:rPr>
                 <w:rFonts w:ascii="標楷體" w:eastAsia="標楷體" w:hAnsi="標楷體"/>
@@ -1401,7 +1401,7 @@
         </w:tc>
         <w:tc>
           <w:tcPr>
-            <w:tcW w:w="7356" w:type="dxa"/>
+            <w:tcW w:w="6041" w:type="dxa"/>
             <w:gridSpan w:val="6"/>
             <w:tcBorders>
               <w:top w:val="single" w:sz="4" w:space="0" w:color="auto"/>
@@ -1414,7 +1414,7 @@
           <w:p>
             <w:pPr>
               <w:snapToGrid w:val="0"/>
-              <w:spacing w:before="0" w:after="0" w:line="740" w:lineRule="exact"/>
+              <w:spacing w:before="0" w:after="0" w:line="400" w:lineRule="exact"/>
               <w:ind w:leftChars="50" w:left="100" w:rightChars="50" w:right="100"/>
               <w:rPr>
                 <w:rFonts w:ascii="標楷體" w:eastAsia="標楷體" w:hAnsi="標楷體"/>
@@ -1426,7 +1426,7 @@
         </w:tc>
         <w:tc>
           <w:tcPr>
-            <w:tcW w:w="1858" w:type="dxa"/>
+            <w:tcW w:w="1798" w:type="dxa"/>
             <w:tcBorders>
               <w:top w:val="single" w:sz="4" w:space="0" w:color="auto"/>
               <w:left w:val="single" w:sz="4" w:space="0" w:color="auto"/>
@@ -1438,7 +1438,183 @@
           <w:p>
             <w:pPr>
               <w:snapToGrid w:val="0"/>
-              <w:spacing w:before="0" w:after="0" w:line="740" w:lineRule="exact"/>
+              <w:spacing w:before="0" w:after="0" w:line="400" w:lineRule="exact"/>
+              <w:ind w:leftChars="50" w:left="100" w:rightChars="50" w:right="100"/>
+              <w:jc w:val="right"/>
+              <w:rPr>
+                <w:rFonts w:ascii="標楷體" w:eastAsia="標楷體" w:hAnsi="標楷體"/>
+                <w:sz w:val="28"/>
+                <w:szCs w:val="28"/>
+              </w:rPr>
+            </w:pPr>
+          </w:p>
+        </w:tc>
+      </w:tr>
+      <w:tr>
+        <w:trPr>
+          <w:trHeight w:val="425" w:hRule="atLeast"/>
+          <w:jc w:val="center"/>
+        </w:trPr>
+        <w:tc>
+          <w:tcPr>
+            <w:tcW w:w="824" w:type="dxa"/>
+            <w:tcBorders>
+              <w:top w:val="single" w:sz="4" w:space="0" w:color="auto"/>
+              <w:left w:val="double" w:sz="4" w:space="0" w:color="auto"/>
+              <w:bottom w:val="single" w:sz="4" w:space="0" w:color="auto"/>
+              <w:right w:val="single" w:sz="4" w:space="0" w:color="auto"/>
+            </w:tcBorders>
+            <w:vAlign w:val="center"/>
+          </w:tcPr>
+          <w:p>
+            <w:pPr>
+              <w:snapToGrid w:val="0"/>
+              <w:spacing w:before="0" w:after="0" w:line="400" w:lineRule="exact"/>
+              <w:jc w:val="center"/>
+              <w:rPr>
+                <w:rFonts w:ascii="標楷體" w:eastAsia="標楷體" w:hAnsi="標楷體"/>
+                <w:sz w:val="28"/>
+                <w:szCs w:val="28"/>
+              </w:rPr>
+            </w:pPr>
+            <w:r>
+              <w:rPr>
+                <w:rFonts w:ascii="標楷體" w:eastAsia="標楷體" w:hAnsi="標楷體"/>
+                <w:sz w:val="28"/>
+                <w:szCs w:val="28"/>
+              </w:rPr>
+              <w:t>7</w:t>
+            </w:r>
+          </w:p>
+        </w:tc>
+        <w:tc>
+          <w:tcPr>
+            <w:tcW w:w="6041" w:type="dxa"/>
+            <w:gridSpan w:val="6"/>
+            <w:tcBorders>
+              <w:top w:val="single" w:sz="4" w:space="0" w:color="auto"/>
+              <w:left w:val="single" w:sz="4" w:space="0" w:color="auto"/>
+              <w:bottom w:val="single" w:sz="4" w:space="0" w:color="auto"/>
+              <w:right w:val="single" w:sz="4" w:space="0" w:color="auto"/>
+            </w:tcBorders>
+            <w:vAlign w:val="center"/>
+          </w:tcPr>
+          <w:p>
+            <w:pPr>
+              <w:snapToGrid w:val="0"/>
+              <w:spacing w:before="0" w:after="0" w:line="400" w:lineRule="exact"/>
+              <w:ind w:rightChars="50" w:right="100"/>
+              <w:rPr>
+                <w:rFonts w:ascii="標楷體" w:eastAsia="標楷體" w:hAnsi="標楷體"/>
+                <w:sz w:val="28"/>
+                <w:szCs w:val="28"/>
+              </w:rPr>
+            </w:pPr>
+          </w:p>
+        </w:tc>
+        <w:tc>
+          <w:tcPr>
+            <w:tcW w:w="1798" w:type="dxa"/>
+            <w:tcBorders>
+              <w:top w:val="single" w:sz="4" w:space="0" w:color="auto"/>
+              <w:left w:val="single" w:sz="4" w:space="0" w:color="auto"/>
+              <w:bottom w:val="single" w:sz="4" w:space="0" w:color="auto"/>
+              <w:right w:val="double" w:sz="4" w:space="0" w:color="auto"/>
+            </w:tcBorders>
+            <w:vAlign w:val="center"/>
+          </w:tcPr>
+          <w:p>
+            <w:pPr>
+              <w:snapToGrid w:val="0"/>
+              <w:spacing w:before="0" w:after="0" w:line="400" w:lineRule="exact"/>
+              <w:ind w:leftChars="50" w:left="100" w:rightChars="50" w:right="100"/>
+              <w:jc w:val="right"/>
+              <w:rPr>
+                <w:rFonts w:ascii="標楷體" w:eastAsia="標楷體" w:hAnsi="標楷體"/>
+                <w:sz w:val="28"/>
+                <w:szCs w:val="28"/>
+              </w:rPr>
+            </w:pPr>
+          </w:p>
+        </w:tc>
+      </w:tr>
+      <w:tr>
+        <w:trPr>
+          <w:trHeight w:val="425" w:hRule="atLeast"/>
+          <w:jc w:val="center"/>
+        </w:trPr>
+        <w:tc>
+          <w:tcPr>
+            <w:tcW w:w="824" w:type="dxa"/>
+            <w:tcBorders>
+              <w:top w:val="single" w:sz="4" w:space="0" w:color="auto"/>
+              <w:left w:val="double" w:sz="4" w:space="0" w:color="auto"/>
+              <w:bottom w:val="single" w:sz="4" w:space="0" w:color="auto"/>
+              <w:right w:val="single" w:sz="4" w:space="0" w:color="auto"/>
+            </w:tcBorders>
+            <w:vAlign w:val="center"/>
+          </w:tcPr>
+          <w:p>
+            <w:pPr>
+              <w:snapToGrid w:val="0"/>
+              <w:spacing w:before="0" w:after="0" w:line="400" w:lineRule="exact"/>
+              <w:jc w:val="center"/>
+              <w:rPr>
+                <w:rFonts w:ascii="標楷體" w:eastAsia="標楷體" w:hAnsi="標楷體"/>
+                <w:sz w:val="28"/>
+                <w:szCs w:val="28"/>
+              </w:rPr>
+            </w:pPr>
+            <w:r>
+              <w:rPr>
+                <w:rFonts w:ascii="標楷體" w:eastAsia="標楷體" w:hAnsi="標楷體"/>
+                <w:sz w:val="28"/>
+                <w:szCs w:val="28"/>
+              </w:rPr>
+              <w:t>8</w:t>
+            </w:r>
+          </w:p>
+        </w:tc>
+        <w:tc>
+          <w:tcPr>
+            <w:tcW w:w="6041" w:type="dxa"/>
+            <w:gridSpan w:val="6"/>
+            <w:tcBorders>
+              <w:top w:val="single" w:sz="4" w:space="0" w:color="auto"/>
+              <w:left w:val="single" w:sz="4" w:space="0" w:color="auto"/>
+              <w:bottom w:val="single" w:sz="4" w:space="0" w:color="auto"/>
+              <w:right w:val="single" w:sz="4" w:space="0" w:color="auto"/>
+            </w:tcBorders>
+            <w:vAlign w:val="center"/>
+          </w:tcPr>
+          <w:p>
+            <w:pPr>
+              <w:snapToGrid w:val="0"/>
+              <w:spacing w:before="0" w:after="0" w:line="400" w:lineRule="exact"/>
+              <w:ind w:rightChars="50" w:right="100"/>
+              <w:rPr>
+                <w:rFonts w:ascii="標楷體" w:eastAsia="標楷體" w:hAnsi="標楷體"/>
+                <w:sz w:val="28"/>
+                <w:szCs w:val="28"/>
+              </w:rPr>
+            </w:pPr>
+          </w:p>
+        </w:tc>
+        <w:tc>
+          <w:tcPr>
+            <w:tcW w:w="1798" w:type="dxa"/>
+            <w:tcBorders>
+              <w:top w:val="single" w:sz="4" w:space="0" w:color="auto"/>
+              <w:left w:val="single" w:sz="4" w:space="0" w:color="auto"/>
+              <w:bottom w:val="single" w:sz="4" w:space="0" w:color="auto"/>
+              <w:right w:val="double" w:sz="4" w:space="0" w:color="auto"/>
+            </w:tcBorders>
+            <w:vAlign w:val="center"/>
+          </w:tcPr>
+          <w:p>
+            <w:pPr>
+              <w:snapToGrid w:val="0"/>
+              <w:spacing w:before="0" w:after="0" w:line="400" w:lineRule="exact"/>
               <w:ind w:leftChars="50" w:left="100" w:rightChars="50" w:right="100"/>
               <w:jc w:val="right"/>
               <w:rPr>
@@ -1458,7 +1634,7 @@
         </w:trPr>
         <w:tc>
           <w:tcPr>
-            <w:tcW w:w="851" w:type="dxa"/>
+            <w:tcW w:w="824" w:type="dxa"/>
             <w:tcBorders>
               <w:top w:val="single" w:sz="4" w:space="0" w:color="auto"/>
               <w:left w:val="double" w:sz="4" w:space="0" w:color="auto"/>
@@ -1492,7 +1668,7 @@
         </w:tc>
         <w:tc>
           <w:tcPr>
-            <w:tcW w:w="7356" w:type="dxa"/>
+            <w:tcW w:w="6041" w:type="dxa"/>
             <w:gridSpan w:val="6"/>
             <w:tcBorders>
               <w:top w:val="single" w:sz="4" w:space="0" w:color="auto"/>
@@ -1789,7 +1965,7 @@
         </w:tc>
         <w:tc>
           <w:tcPr>
-            <w:tcW w:w="1858" w:type="dxa"/>
+            <w:tcW w:w="1798" w:type="dxa"/>
             <w:tcBorders>
               <w:top w:val="single" w:sz="4" w:space="0" w:color="auto"/>
               <w:left w:val="single" w:sz="4" w:space="0" w:color="auto"/>
@@ -1822,7 +1998,7 @@
         </w:trPr>
         <w:tc>
           <w:tcPr>
-            <w:tcW w:w="2013" w:type="dxa"/>
+            <w:tcW w:w="1824" w:type="dxa"/>
             <w:gridSpan w:val="3"/>
             <w:tcBorders>
               <w:top w:val="single" w:sz="4" w:space="0" w:color="auto"/>
@@ -1857,7 +2033,7 @@
         </w:tc>
         <w:tc>
           <w:tcPr>
-            <w:tcW w:w="2013" w:type="dxa"/>
+            <w:tcW w:w="1948" w:type="dxa"/>
             <w:tcBorders>
               <w:top w:val="single" w:sz="4" w:space="0" w:color="auto"/>
               <w:left w:val="single" w:sz="4" w:space="0" w:color="auto"/>
@@ -1891,7 +2067,7 @@
         </w:tc>
         <w:tc>
           <w:tcPr>
-            <w:tcW w:w="2013" w:type="dxa"/>
+            <w:tcW w:w="1948" w:type="dxa"/>
             <w:tcBorders>
               <w:top w:val="single" w:sz="4" w:space="0" w:color="auto"/>
               <w:left w:val="single" w:sz="4" w:space="0" w:color="auto"/>
@@ -1925,7 +2101,7 @@
         </w:tc>
         <w:tc>
           <w:tcPr>
-            <w:tcW w:w="2168" w:type="dxa"/>
+            <w:tcW w:w="2030" w:type="dxa"/>
             <w:gridSpan w:val="2"/>
             <w:tcBorders>
               <w:top w:val="single" w:sz="4" w:space="0" w:color="auto"/>
@@ -1960,7 +2136,7 @@
         </w:tc>
         <w:tc>
           <w:tcPr>
-            <w:tcW w:w="1858" w:type="dxa"/>
+            <w:tcW w:w="1798" w:type="dxa"/>
             <w:tcBorders>
               <w:top w:val="single" w:sz="4" w:space="0" w:color="auto"/>
               <w:left w:val="single" w:sz="4" w:space="0" w:color="auto"/>
@@ -2001,7 +2177,7 @@
         </w:trPr>
         <w:tc>
           <w:tcPr>
-            <w:tcW w:w="2013" w:type="dxa"/>
+            <w:tcW w:w="1824" w:type="dxa"/>
             <w:gridSpan w:val="3"/>
             <w:tcBorders>
               <w:top w:val="single" w:sz="4" w:space="0" w:color="auto"/>
@@ -2024,7 +2200,7 @@
         </w:tc>
         <w:tc>
           <w:tcPr>
-            <w:tcW w:w="2013" w:type="dxa"/>
+            <w:tcW w:w="1948" w:type="dxa"/>
             <w:tcBorders>
               <w:top w:val="single" w:sz="4" w:space="0" w:color="auto"/>
               <w:left w:val="single" w:sz="4" w:space="0" w:color="auto"/>
@@ -2046,7 +2222,7 @@
         </w:tc>
         <w:tc>
           <w:tcPr>
-            <w:tcW w:w="2013" w:type="dxa"/>
+            <w:tcW w:w="1948" w:type="dxa"/>
             <w:tcBorders>
               <w:top w:val="single" w:sz="4" w:space="0" w:color="auto"/>
               <w:left w:val="single" w:sz="4" w:space="0" w:color="auto"/>
@@ -2068,7 +2244,7 @@
         </w:tc>
         <w:tc>
           <w:tcPr>
-            <w:tcW w:w="2168" w:type="dxa"/>
+            <w:tcW w:w="2030" w:type="dxa"/>
             <w:gridSpan w:val="2"/>
             <w:tcBorders>
               <w:top w:val="single" w:sz="4" w:space="0" w:color="auto"/>
@@ -2091,7 +2267,7 @@
         </w:tc>
         <w:tc>
           <w:tcPr>
-            <w:tcW w:w="1858" w:type="dxa"/>
+            <w:tcW w:w="1798" w:type="dxa"/>
             <w:tcBorders>
               <w:top w:val="single" w:sz="4" w:space="0" w:color="auto"/>
               <w:left w:val="single" w:sz="4" w:space="0" w:color="auto"/>
@@ -2231,7 +2407,7 @@
       <w:footerReference w:type="default" r:id="rId8"/>
       <w:headerReference w:type="first" r:id="rId9"/>
       <w:pgSz w:w="11906" w:h="16838" w:code="9"/>
-      <w:pgMar w:top="1191" w:right="851" w:bottom="851" w:left="851" w:header="567" w:footer="567" w:gutter="0"/>
+      <w:pgMar w:top="1440" w:right="1083" w:bottom="1440" w:left="1083" w:header="567" w:footer="567" w:gutter="0"/>
       <w:cols w:space="425"/>
       <w:docGrid w:type="lines" w:linePitch="360"/>
     </w:sectPr>

--- a/templates/請款單_範本.docx
+++ b/templates/請款單_範本.docx
@@ -1151,7 +1151,7 @@
             <w:pPr>
               <w:snapToGrid w:val="0"/>
               <w:spacing w:before="0" w:after="0" w:line="400" w:lineRule="exact"/>
-              <w:ind w:leftChars="50" w:left="100" w:rightChars="50" w:right="100"/>
+              <w:ind w:leftChars="50" w:rightChars="50" w:right="100"/>
               <w:rPr>
                 <w:rFonts w:ascii="標楷體" w:eastAsia="標楷體" w:hAnsi="標楷體"/>
                 <w:sz w:val="28"/>
@@ -1239,7 +1239,7 @@
             <w:pPr>
               <w:snapToGrid w:val="0"/>
               <w:spacing w:before="0" w:after="0" w:line="400" w:lineRule="exact"/>
-              <w:ind w:leftChars="50" w:left="100" w:rightChars="50" w:right="100"/>
+              <w:ind w:leftChars="50" w:rightChars="50" w:right="100"/>
               <w:rPr>
                 <w:rFonts w:ascii="標楷體" w:eastAsia="標楷體" w:hAnsi="標楷體"/>
                 <w:sz w:val="28"/>
@@ -1327,7 +1327,7 @@
             <w:pPr>
               <w:snapToGrid w:val="0"/>
               <w:spacing w:before="0" w:after="0" w:line="400" w:lineRule="exact"/>
-              <w:ind w:leftChars="50" w:left="100" w:rightChars="50" w:right="100"/>
+              <w:ind w:leftChars="50" w:rightChars="50" w:right="100"/>
               <w:rPr>
                 <w:rFonts w:ascii="標楷體" w:eastAsia="標楷體" w:hAnsi="標楷體"/>
                 <w:sz w:val="28"/>
@@ -1415,7 +1415,7 @@
             <w:pPr>
               <w:snapToGrid w:val="0"/>
               <w:spacing w:before="0" w:after="0" w:line="400" w:lineRule="exact"/>
-              <w:ind w:leftChars="50" w:left="100" w:rightChars="50" w:right="100"/>
+              <w:ind w:leftChars="50" w:rightChars="50" w:right="100"/>
               <w:rPr>
                 <w:rFonts w:ascii="標楷體" w:eastAsia="標楷體" w:hAnsi="標楷體"/>
                 <w:sz w:val="28"/>

--- a/templates/請款單_範本.docx
+++ b/templates/請款單_範本.docx
@@ -999,7 +999,7 @@
             <w:pPr>
               <w:snapToGrid w:val="0"/>
               <w:spacing w:before="0" w:after="0" w:line="400" w:lineRule="exact"/>
-              <w:ind w:leftChars="50" w:left="100" w:rightChars="50" w:right="100"/>
+              <w:ind w:leftChars="50" w:rightChars="50" w:right="100"/>
               <w:jc w:val="right"/>
               <w:rPr>
                 <w:rFonts w:ascii="標楷體" w:eastAsia="標楷體" w:hAnsi="標楷體"/>
@@ -1087,7 +1087,7 @@
             <w:pPr>
               <w:snapToGrid w:val="0"/>
               <w:spacing w:before="0" w:after="0" w:line="400" w:lineRule="exact"/>
-              <w:ind w:leftChars="50" w:left="100" w:rightChars="50" w:right="100"/>
+              <w:ind w:leftChars="50" w:rightChars="50" w:right="100"/>
               <w:jc w:val="right"/>
               <w:rPr>
                 <w:rFonts w:ascii="標楷體" w:eastAsia="標楷體" w:hAnsi="標楷體"/>
@@ -1175,7 +1175,7 @@
             <w:pPr>
               <w:snapToGrid w:val="0"/>
               <w:spacing w:before="0" w:after="0" w:line="400" w:lineRule="exact"/>
-              <w:ind w:leftChars="50" w:left="100" w:rightChars="50" w:right="100"/>
+              <w:ind w:leftChars="50" w:rightChars="50" w:right="100"/>
               <w:jc w:val="right"/>
               <w:rPr>
                 <w:rFonts w:ascii="標楷體" w:eastAsia="標楷體" w:hAnsi="標楷體"/>
@@ -1263,7 +1263,7 @@
             <w:pPr>
               <w:snapToGrid w:val="0"/>
               <w:spacing w:before="0" w:after="0" w:line="400" w:lineRule="exact"/>
-              <w:ind w:leftChars="50" w:left="100" w:rightChars="50" w:right="100"/>
+              <w:ind w:leftChars="50" w:rightChars="50" w:right="100"/>
               <w:jc w:val="right"/>
               <w:rPr>
                 <w:rFonts w:ascii="標楷體" w:eastAsia="標楷體" w:hAnsi="標楷體"/>
@@ -1351,7 +1351,7 @@
             <w:pPr>
               <w:snapToGrid w:val="0"/>
               <w:spacing w:before="0" w:after="0" w:line="400" w:lineRule="exact"/>
-              <w:ind w:leftChars="50" w:left="100" w:rightChars="50" w:right="100"/>
+              <w:ind w:leftChars="50" w:rightChars="50" w:right="100"/>
               <w:jc w:val="right"/>
               <w:rPr>
                 <w:rFonts w:ascii="標楷體" w:eastAsia="標楷體" w:hAnsi="標楷體"/>
@@ -1439,7 +1439,7 @@
             <w:pPr>
               <w:snapToGrid w:val="0"/>
               <w:spacing w:before="0" w:after="0" w:line="400" w:lineRule="exact"/>
-              <w:ind w:leftChars="50" w:left="100" w:rightChars="50" w:right="100"/>
+              <w:ind w:leftChars="50" w:rightChars="50" w:right="100"/>
               <w:jc w:val="right"/>
               <w:rPr>
                 <w:rFonts w:ascii="標楷體" w:eastAsia="標楷體" w:hAnsi="標楷體"/>
@@ -1527,7 +1527,7 @@
             <w:pPr>
               <w:snapToGrid w:val="0"/>
               <w:spacing w:before="0" w:after="0" w:line="400" w:lineRule="exact"/>
-              <w:ind w:leftChars="50" w:left="100" w:rightChars="50" w:right="100"/>
+              <w:ind w:leftChars="50" w:rightChars="50" w:right="100"/>
               <w:jc w:val="right"/>
               <w:rPr>
                 <w:rFonts w:ascii="標楷體" w:eastAsia="標楷體" w:hAnsi="標楷體"/>
@@ -1615,7 +1615,7 @@
             <w:pPr>
               <w:snapToGrid w:val="0"/>
               <w:spacing w:before="0" w:after="0" w:line="400" w:lineRule="exact"/>
-              <w:ind w:leftChars="50" w:left="100" w:rightChars="50" w:right="100"/>
+              <w:ind w:leftChars="50" w:rightChars="50" w:right="100"/>
               <w:jc w:val="right"/>
               <w:rPr>
                 <w:rFonts w:ascii="標楷體" w:eastAsia="標楷體" w:hAnsi="標楷體"/>

--- a/templates/請款單_範本.docx
+++ b/templates/請款單_範本.docx
@@ -154,7 +154,7 @@
     </w:p>
     <w:tbl>
       <w:tblPr>
-        <w:tblW w:w="9740" w:type="dxa"/>
+        <w:tblW w:w="10546" w:type="dxa"/>
         <w:jc w:val="center"/>
         <w:tblBorders>
           <w:top w:val="single" w:sz="4" w:space="0" w:color="auto"/>
@@ -170,14 +170,14 @@
         <w:tblLook w:val="0000" w:firstRow="0" w:lastRow="0" w:firstColumn="0" w:lastColumn="0" w:noHBand="0" w:noVBand="0"/>
       </w:tblPr>
       <w:tblGrid>
-        <w:gridCol w:w="824"/>
-        <w:gridCol w:w="370"/>
-        <w:gridCol w:w="755"/>
-        <w:gridCol w:w="1948"/>
-        <w:gridCol w:w="1948"/>
-        <w:gridCol w:w="836"/>
-        <w:gridCol w:w="1262"/>
-        <w:gridCol w:w="1798"/>
+        <w:gridCol w:w="892"/>
+        <w:gridCol w:w="400"/>
+        <w:gridCol w:w="817"/>
+        <w:gridCol w:w="2109"/>
+        <w:gridCol w:w="2109"/>
+        <w:gridCol w:w="905"/>
+        <w:gridCol w:w="1366"/>
+        <w:gridCol w:w="1947"/>
       </w:tblGrid>
       <w:tr>
         <w:trPr>
@@ -186,7 +186,7 @@
         </w:trPr>
         <w:tc>
           <w:tcPr>
-            <w:tcW w:w="1154" w:type="dxa"/>
+            <w:tcW w:w="1354" w:type="dxa"/>
             <w:gridSpan w:val="2"/>
             <w:tcBorders>
               <w:top w:val="double" w:sz="4" w:space="0" w:color="auto"/>
@@ -220,7 +220,7 @@
         </w:tc>
         <w:tc>
           <w:tcPr>
-            <w:tcW w:w="4973" w:type="dxa"/>
+            <w:tcW w:w="6834" w:type="dxa"/>
             <w:gridSpan w:val="4"/>
             <w:tcBorders>
               <w:top w:val="double" w:sz="4" w:space="0" w:color="auto"/>
@@ -245,7 +245,7 @@
         </w:tc>
         <w:tc>
           <w:tcPr>
-            <w:tcW w:w="1262" w:type="dxa"/>
+            <w:tcW w:w="1366" w:type="dxa"/>
             <w:tcBorders>
               <w:top w:val="double" w:sz="4" w:space="0" w:color="auto"/>
               <w:left w:val="single" w:sz="4" w:space="0" w:color="auto"/>
@@ -293,7 +293,7 @@
         </w:tc>
         <w:tc>
           <w:tcPr>
-            <w:tcW w:w="1798" w:type="dxa"/>
+            <w:tcW w:w="1947" w:type="dxa"/>
             <w:tcBorders>
               <w:top w:val="double" w:sz="4" w:space="0" w:color="auto"/>
               <w:left w:val="single" w:sz="4" w:space="0" w:color="auto"/>
@@ -323,7 +323,7 @@
         </w:trPr>
         <w:tc>
           <w:tcPr>
-            <w:tcW w:w="1154" w:type="dxa"/>
+            <w:tcW w:w="1354" w:type="dxa"/>
             <w:gridSpan w:val="2"/>
             <w:tcBorders>
               <w:top w:val="double" w:sz="4" w:space="0" w:color="auto"/>
@@ -355,7 +355,7 @@
         </w:tc>
         <w:tc>
           <w:tcPr>
-            <w:tcW w:w="4973" w:type="dxa"/>
+            <w:tcW w:w="6834" w:type="dxa"/>
             <w:gridSpan w:val="4"/>
             <w:tcBorders>
               <w:top w:val="double" w:sz="4" w:space="0" w:color="auto"/>
@@ -450,7 +450,7 @@
         </w:tc>
         <w:tc>
           <w:tcPr>
-            <w:tcW w:w="1262" w:type="dxa"/>
+            <w:tcW w:w="1366" w:type="dxa"/>
             <w:tcBorders>
               <w:top w:val="double" w:sz="4" w:space="0" w:color="auto"/>
               <w:left w:val="single" w:sz="4" w:space="0" w:color="auto"/>
@@ -502,7 +502,7 @@
         </w:tc>
         <w:tc>
           <w:tcPr>
-            <w:tcW w:w="1798" w:type="dxa"/>
+            <w:tcW w:w="1947" w:type="dxa"/>
             <w:tcBorders>
               <w:top w:val="double" w:sz="4" w:space="0" w:color="auto"/>
               <w:left w:val="single" w:sz="4" w:space="0" w:color="auto"/>
@@ -589,7 +589,7 @@
         </w:trPr>
         <w:tc>
           <w:tcPr>
-            <w:tcW w:w="1154" w:type="dxa"/>
+            <w:tcW w:w="1354" w:type="dxa"/>
             <w:gridSpan w:val="2"/>
             <w:tcBorders>
               <w:top w:val="double" w:sz="4" w:space="0" w:color="auto"/>
@@ -622,7 +622,7 @@
         </w:tc>
         <w:tc>
           <w:tcPr>
-            <w:tcW w:w="4973" w:type="dxa"/>
+            <w:tcW w:w="6834" w:type="dxa"/>
             <w:gridSpan w:val="4"/>
             <w:tcBorders>
               <w:top w:val="double" w:sz="4" w:space="0" w:color="auto"/>
@@ -729,7 +729,7 @@
         </w:tc>
         <w:tc>
           <w:tcPr>
-            <w:tcW w:w="1262" w:type="dxa"/>
+            <w:tcW w:w="1366" w:type="dxa"/>
             <w:tcBorders>
               <w:top w:val="double" w:sz="4" w:space="0" w:color="auto"/>
               <w:left w:val="single" w:sz="4" w:space="0" w:color="auto"/>
@@ -761,7 +761,7 @@
         </w:tc>
         <w:tc>
           <w:tcPr>
-            <w:tcW w:w="1798" w:type="dxa"/>
+            <w:tcW w:w="1947" w:type="dxa"/>
             <w:tcBorders>
               <w:top w:val="double" w:sz="4" w:space="0" w:color="auto"/>
               <w:left w:val="single" w:sz="4" w:space="0" w:color="auto"/>
@@ -791,7 +791,7 @@
         </w:trPr>
         <w:tc>
           <w:tcPr>
-            <w:tcW w:w="824" w:type="dxa"/>
+            <w:tcW w:w="892" w:type="dxa"/>
             <w:tcBorders>
               <w:top w:val="double" w:sz="4" w:space="0" w:color="auto"/>
               <w:left w:val="double" w:sz="4" w:space="0" w:color="auto"/>
@@ -824,7 +824,7 @@
         </w:tc>
         <w:tc>
           <w:tcPr>
-            <w:tcW w:w="6041" w:type="dxa"/>
+            <w:tcW w:w="9734" w:type="dxa"/>
             <w:gridSpan w:val="6"/>
             <w:tcBorders>
               <w:top w:val="double" w:sz="4" w:space="0" w:color="auto"/>
@@ -874,7 +874,7 @@
         </w:tc>
         <w:tc>
           <w:tcPr>
-            <w:tcW w:w="1798" w:type="dxa"/>
+            <w:tcW w:w="1947" w:type="dxa"/>
             <w:tcBorders>
               <w:top w:val="double" w:sz="4" w:space="0" w:color="auto"/>
               <w:left w:val="single" w:sz="4" w:space="0" w:color="auto"/>
@@ -929,7 +929,7 @@
         </w:trPr>
         <w:tc>
           <w:tcPr>
-            <w:tcW w:w="824" w:type="dxa"/>
+            <w:tcW w:w="892" w:type="dxa"/>
             <w:tcBorders>
               <w:top w:val="single" w:sz="4" w:space="0" w:color="auto"/>
               <w:left w:val="double" w:sz="4" w:space="0" w:color="auto"/>
@@ -961,7 +961,7 @@
         </w:tc>
         <w:tc>
           <w:tcPr>
-            <w:tcW w:w="6041" w:type="dxa"/>
+            <w:tcW w:w="9734" w:type="dxa"/>
             <w:gridSpan w:val="6"/>
             <w:tcBorders>
               <w:top w:val="single" w:sz="4" w:space="0" w:color="auto"/>
@@ -986,7 +986,7 @@
         </w:tc>
         <w:tc>
           <w:tcPr>
-            <w:tcW w:w="1798" w:type="dxa"/>
+            <w:tcW w:w="1947" w:type="dxa"/>
             <w:tcBorders>
               <w:top w:val="single" w:sz="4" w:space="0" w:color="auto"/>
               <w:left w:val="single" w:sz="4" w:space="0" w:color="auto"/>
@@ -1017,7 +1017,7 @@
         </w:trPr>
         <w:tc>
           <w:tcPr>
-            <w:tcW w:w="824" w:type="dxa"/>
+            <w:tcW w:w="892" w:type="dxa"/>
             <w:tcBorders>
               <w:top w:val="single" w:sz="4" w:space="0" w:color="auto"/>
               <w:left w:val="double" w:sz="4" w:space="0" w:color="auto"/>
@@ -1049,7 +1049,7 @@
         </w:tc>
         <w:tc>
           <w:tcPr>
-            <w:tcW w:w="6041" w:type="dxa"/>
+            <w:tcW w:w="9734" w:type="dxa"/>
             <w:gridSpan w:val="6"/>
             <w:tcBorders>
               <w:top w:val="single" w:sz="4" w:space="0" w:color="auto"/>
@@ -1074,7 +1074,7 @@
         </w:tc>
         <w:tc>
           <w:tcPr>
-            <w:tcW w:w="1798" w:type="dxa"/>
+            <w:tcW w:w="1947" w:type="dxa"/>
             <w:tcBorders>
               <w:top w:val="single" w:sz="4" w:space="0" w:color="auto"/>
               <w:left w:val="single" w:sz="4" w:space="0" w:color="auto"/>
@@ -1105,7 +1105,7 @@
         </w:trPr>
         <w:tc>
           <w:tcPr>
-            <w:tcW w:w="824" w:type="dxa"/>
+            <w:tcW w:w="892" w:type="dxa"/>
             <w:tcBorders>
               <w:top w:val="single" w:sz="4" w:space="0" w:color="auto"/>
               <w:left w:val="double" w:sz="4" w:space="0" w:color="auto"/>
@@ -1137,7 +1137,7 @@
         </w:tc>
         <w:tc>
           <w:tcPr>
-            <w:tcW w:w="6041" w:type="dxa"/>
+            <w:tcW w:w="9734" w:type="dxa"/>
             <w:gridSpan w:val="6"/>
             <w:tcBorders>
               <w:top w:val="single" w:sz="4" w:space="0" w:color="auto"/>
@@ -1162,7 +1162,7 @@
         </w:tc>
         <w:tc>
           <w:tcPr>
-            <w:tcW w:w="1798" w:type="dxa"/>
+            <w:tcW w:w="1947" w:type="dxa"/>
             <w:tcBorders>
               <w:top w:val="single" w:sz="4" w:space="0" w:color="auto"/>
               <w:left w:val="single" w:sz="4" w:space="0" w:color="auto"/>
@@ -1193,7 +1193,7 @@
         </w:trPr>
         <w:tc>
           <w:tcPr>
-            <w:tcW w:w="824" w:type="dxa"/>
+            <w:tcW w:w="892" w:type="dxa"/>
             <w:tcBorders>
               <w:top w:val="single" w:sz="4" w:space="0" w:color="auto"/>
               <w:left w:val="double" w:sz="4" w:space="0" w:color="auto"/>
@@ -1225,7 +1225,7 @@
         </w:tc>
         <w:tc>
           <w:tcPr>
-            <w:tcW w:w="6041" w:type="dxa"/>
+            <w:tcW w:w="9734" w:type="dxa"/>
             <w:gridSpan w:val="6"/>
             <w:tcBorders>
               <w:top w:val="single" w:sz="4" w:space="0" w:color="auto"/>
@@ -1250,7 +1250,7 @@
         </w:tc>
         <w:tc>
           <w:tcPr>
-            <w:tcW w:w="1798" w:type="dxa"/>
+            <w:tcW w:w="1947" w:type="dxa"/>
             <w:tcBorders>
               <w:top w:val="single" w:sz="4" w:space="0" w:color="auto"/>
               <w:left w:val="single" w:sz="4" w:space="0" w:color="auto"/>
@@ -1281,7 +1281,7 @@
         </w:trPr>
         <w:tc>
           <w:tcPr>
-            <w:tcW w:w="824" w:type="dxa"/>
+            <w:tcW w:w="892" w:type="dxa"/>
             <w:tcBorders>
               <w:top w:val="single" w:sz="4" w:space="0" w:color="auto"/>
               <w:left w:val="double" w:sz="4" w:space="0" w:color="auto"/>
@@ -1313,7 +1313,7 @@
         </w:tc>
         <w:tc>
           <w:tcPr>
-            <w:tcW w:w="6041" w:type="dxa"/>
+            <w:tcW w:w="9734" w:type="dxa"/>
             <w:gridSpan w:val="6"/>
             <w:tcBorders>
               <w:top w:val="single" w:sz="4" w:space="0" w:color="auto"/>
@@ -1338,7 +1338,7 @@
         </w:tc>
         <w:tc>
           <w:tcPr>
-            <w:tcW w:w="1798" w:type="dxa"/>
+            <w:tcW w:w="1947" w:type="dxa"/>
             <w:tcBorders>
               <w:top w:val="single" w:sz="4" w:space="0" w:color="auto"/>
               <w:left w:val="single" w:sz="4" w:space="0" w:color="auto"/>
@@ -1369,7 +1369,7 @@
         </w:trPr>
         <w:tc>
           <w:tcPr>
-            <w:tcW w:w="824" w:type="dxa"/>
+            <w:tcW w:w="892" w:type="dxa"/>
             <w:tcBorders>
               <w:top w:val="single" w:sz="4" w:space="0" w:color="auto"/>
               <w:left w:val="double" w:sz="4" w:space="0" w:color="auto"/>
@@ -1401,7 +1401,7 @@
         </w:tc>
         <w:tc>
           <w:tcPr>
-            <w:tcW w:w="6041" w:type="dxa"/>
+            <w:tcW w:w="9734" w:type="dxa"/>
             <w:gridSpan w:val="6"/>
             <w:tcBorders>
               <w:top w:val="single" w:sz="4" w:space="0" w:color="auto"/>
@@ -1426,7 +1426,7 @@
         </w:tc>
         <w:tc>
           <w:tcPr>
-            <w:tcW w:w="1798" w:type="dxa"/>
+            <w:tcW w:w="1947" w:type="dxa"/>
             <w:tcBorders>
               <w:top w:val="single" w:sz="4" w:space="0" w:color="auto"/>
               <w:left w:val="single" w:sz="4" w:space="0" w:color="auto"/>
@@ -1457,7 +1457,7 @@
         </w:trPr>
         <w:tc>
           <w:tcPr>
-            <w:tcW w:w="824" w:type="dxa"/>
+            <w:tcW w:w="892" w:type="dxa"/>
             <w:tcBorders>
               <w:top w:val="single" w:sz="4" w:space="0" w:color="auto"/>
               <w:left w:val="double" w:sz="4" w:space="0" w:color="auto"/>
@@ -1489,7 +1489,7 @@
         </w:tc>
         <w:tc>
           <w:tcPr>
-            <w:tcW w:w="6041" w:type="dxa"/>
+            <w:tcW w:w="9734" w:type="dxa"/>
             <w:gridSpan w:val="6"/>
             <w:tcBorders>
               <w:top w:val="single" w:sz="4" w:space="0" w:color="auto"/>
@@ -1514,7 +1514,7 @@
         </w:tc>
         <w:tc>
           <w:tcPr>
-            <w:tcW w:w="1798" w:type="dxa"/>
+            <w:tcW w:w="1947" w:type="dxa"/>
             <w:tcBorders>
               <w:top w:val="single" w:sz="4" w:space="0" w:color="auto"/>
               <w:left w:val="single" w:sz="4" w:space="0" w:color="auto"/>
@@ -1545,7 +1545,7 @@
         </w:trPr>
         <w:tc>
           <w:tcPr>
-            <w:tcW w:w="824" w:type="dxa"/>
+            <w:tcW w:w="892" w:type="dxa"/>
             <w:tcBorders>
               <w:top w:val="single" w:sz="4" w:space="0" w:color="auto"/>
               <w:left w:val="double" w:sz="4" w:space="0" w:color="auto"/>
@@ -1577,7 +1577,7 @@
         </w:tc>
         <w:tc>
           <w:tcPr>
-            <w:tcW w:w="6041" w:type="dxa"/>
+            <w:tcW w:w="9734" w:type="dxa"/>
             <w:gridSpan w:val="6"/>
             <w:tcBorders>
               <w:top w:val="single" w:sz="4" w:space="0" w:color="auto"/>
@@ -1602,7 +1602,7 @@
         </w:tc>
         <w:tc>
           <w:tcPr>
-            <w:tcW w:w="1798" w:type="dxa"/>
+            <w:tcW w:w="1947" w:type="dxa"/>
             <w:tcBorders>
               <w:top w:val="single" w:sz="4" w:space="0" w:color="auto"/>
               <w:left w:val="single" w:sz="4" w:space="0" w:color="auto"/>
@@ -1634,7 +1634,7 @@
         </w:trPr>
         <w:tc>
           <w:tcPr>
-            <w:tcW w:w="824" w:type="dxa"/>
+            <w:tcW w:w="892" w:type="dxa"/>
             <w:tcBorders>
               <w:top w:val="single" w:sz="4" w:space="0" w:color="auto"/>
               <w:left w:val="double" w:sz="4" w:space="0" w:color="auto"/>
@@ -1668,7 +1668,7 @@
         </w:tc>
         <w:tc>
           <w:tcPr>
-            <w:tcW w:w="6041" w:type="dxa"/>
+            <w:tcW w:w="9734" w:type="dxa"/>
             <w:gridSpan w:val="6"/>
             <w:tcBorders>
               <w:top w:val="single" w:sz="4" w:space="0" w:color="auto"/>
@@ -1965,7 +1965,7 @@
         </w:tc>
         <w:tc>
           <w:tcPr>
-            <w:tcW w:w="1798" w:type="dxa"/>
+            <w:tcW w:w="1947" w:type="dxa"/>
             <w:tcBorders>
               <w:top w:val="single" w:sz="4" w:space="0" w:color="auto"/>
               <w:left w:val="single" w:sz="4" w:space="0" w:color="auto"/>
@@ -1998,7 +1998,7 @@
         </w:trPr>
         <w:tc>
           <w:tcPr>
-            <w:tcW w:w="1824" w:type="dxa"/>
+            <w:tcW w:w="2316" w:type="dxa"/>
             <w:gridSpan w:val="3"/>
             <w:tcBorders>
               <w:top w:val="single" w:sz="4" w:space="0" w:color="auto"/>
@@ -2033,7 +2033,7 @@
         </w:tc>
         <w:tc>
           <w:tcPr>
-            <w:tcW w:w="1948" w:type="dxa"/>
+            <w:tcW w:w="2109" w:type="dxa"/>
             <w:tcBorders>
               <w:top w:val="single" w:sz="4" w:space="0" w:color="auto"/>
               <w:left w:val="single" w:sz="4" w:space="0" w:color="auto"/>
@@ -2067,7 +2067,7 @@
         </w:tc>
         <w:tc>
           <w:tcPr>
-            <w:tcW w:w="1948" w:type="dxa"/>
+            <w:tcW w:w="2109" w:type="dxa"/>
             <w:tcBorders>
               <w:top w:val="single" w:sz="4" w:space="0" w:color="auto"/>
               <w:left w:val="single" w:sz="4" w:space="0" w:color="auto"/>
@@ -2101,7 +2101,7 @@
         </w:tc>
         <w:tc>
           <w:tcPr>
-            <w:tcW w:w="2030" w:type="dxa"/>
+            <w:tcW w:w="2381" w:type="dxa"/>
             <w:gridSpan w:val="2"/>
             <w:tcBorders>
               <w:top w:val="single" w:sz="4" w:space="0" w:color="auto"/>
@@ -2136,7 +2136,7 @@
         </w:tc>
         <w:tc>
           <w:tcPr>
-            <w:tcW w:w="1798" w:type="dxa"/>
+            <w:tcW w:w="1947" w:type="dxa"/>
             <w:tcBorders>
               <w:top w:val="single" w:sz="4" w:space="0" w:color="auto"/>
               <w:left w:val="single" w:sz="4" w:space="0" w:color="auto"/>
@@ -2177,7 +2177,7 @@
         </w:trPr>
         <w:tc>
           <w:tcPr>
-            <w:tcW w:w="1824" w:type="dxa"/>
+            <w:tcW w:w="2316" w:type="dxa"/>
             <w:gridSpan w:val="3"/>
             <w:tcBorders>
               <w:top w:val="single" w:sz="4" w:space="0" w:color="auto"/>
@@ -2200,7 +2200,7 @@
         </w:tc>
         <w:tc>
           <w:tcPr>
-            <w:tcW w:w="1948" w:type="dxa"/>
+            <w:tcW w:w="2109" w:type="dxa"/>
             <w:tcBorders>
               <w:top w:val="single" w:sz="4" w:space="0" w:color="auto"/>
               <w:left w:val="single" w:sz="4" w:space="0" w:color="auto"/>
@@ -2222,7 +2222,7 @@
         </w:tc>
         <w:tc>
           <w:tcPr>
-            <w:tcW w:w="1948" w:type="dxa"/>
+            <w:tcW w:w="2109" w:type="dxa"/>
             <w:tcBorders>
               <w:top w:val="single" w:sz="4" w:space="0" w:color="auto"/>
               <w:left w:val="single" w:sz="4" w:space="0" w:color="auto"/>
@@ -2244,7 +2244,7 @@
         </w:tc>
         <w:tc>
           <w:tcPr>
-            <w:tcW w:w="2030" w:type="dxa"/>
+            <w:tcW w:w="2381" w:type="dxa"/>
             <w:gridSpan w:val="2"/>
             <w:tcBorders>
               <w:top w:val="single" w:sz="4" w:space="0" w:color="auto"/>
@@ -2267,7 +2267,7 @@
         </w:tc>
         <w:tc>
           <w:tcPr>
-            <w:tcW w:w="1798" w:type="dxa"/>
+            <w:tcW w:w="1947" w:type="dxa"/>
             <w:tcBorders>
               <w:top w:val="single" w:sz="4" w:space="0" w:color="auto"/>
               <w:left w:val="single" w:sz="4" w:space="0" w:color="auto"/>
@@ -2407,7 +2407,7 @@
       <w:footerReference w:type="default" r:id="rId8"/>
       <w:headerReference w:type="first" r:id="rId9"/>
       <w:pgSz w:w="11906" w:h="16838" w:code="9"/>
-      <w:pgMar w:top="1440" w:right="1083" w:bottom="1440" w:left="1083" w:header="567" w:footer="567" w:gutter="0"/>
+      <w:pgMar w:top="850" w:right="680" w:bottom="850" w:left="680" w:header="567" w:footer="567" w:gutter="0"/>
       <w:cols w:space="425"/>
       <w:docGrid w:type="lines" w:linePitch="360"/>
     </w:sectPr>
